--- a/downloads/teacher/04 Units/Unit 04 - Environmental Design and Management - Spaces We Live In/Lesson 04.07 - Principles Balance Focal Point Rhythm Proportion.docx
+++ b/downloads/teacher/04 Units/Unit 04 - Environmental Design and Management - Spaces We Live In/Lesson 04.07 - Principles Balance Focal Point Rhythm Proportion.docx
@@ -260,23 +260,41 @@
       <w:r>
         <w:t xml:space="preserve">By the end of this lesson, students will be able to:</w:t>
       </w:r>
-      <w:r>
-        <w:t xml:space="preserve"> </w:t>
-      </w:r>
-      <w:r>
-        <w:t xml:space="preserve">1. (Low: remember or understand) Given the six principles of design (balance, focal point or emphasis, rhythm, proportion and scale, unity or harmony, contrast), define each in a phrase and name the two kinds of balance.</w:t>
-      </w:r>
-      <w:r>
-        <w:t xml:space="preserve"> </w:t>
-      </w:r>
-      <w:r>
-        <w:t xml:space="preserve">2. (Mid: apply or analyze) Given eight described room layouts, classify each by the principle it shows best and by its balance type, and explain the visual weight in one sentence.</w:t>
-      </w:r>
-      <w:r>
-        <w:t xml:space="preserve"> </w:t>
-      </w:r>
-      <w:r>
-        <w:t xml:space="preserve">3. (High: evaluate or create) Given a room outline, a furniture card set, and an assigned focal point, create a room arrangement in ten minutes that uses at least four principles, then evaluate two other teams’ rooms against the principles checklist with a specific fix for each.</w:t>
+    </w:p>
+    <w:p>
+      <w:pPr>
+        <w:numPr>
+          <w:ilvl w:val="0"/>
+          <w:numId w:val="1002"/>
+        </w:numPr>
+        <w:pStyle w:val="Compact"/>
+      </w:pPr>
+      <w:r>
+        <w:t xml:space="preserve">(Low: remember or understand) Given the six principles of design (balance, focal point or emphasis, rhythm, proportion and scale, unity or harmony, contrast), define each in a phrase and name the two kinds of balance.</w:t>
+      </w:r>
+    </w:p>
+    <w:p>
+      <w:pPr>
+        <w:numPr>
+          <w:ilvl w:val="0"/>
+          <w:numId w:val="1002"/>
+        </w:numPr>
+        <w:pStyle w:val="Compact"/>
+      </w:pPr>
+      <w:r>
+        <w:t xml:space="preserve">(Mid: apply or analyze) Given eight described room layouts, classify each by the principle it shows best and by its balance type, and explain the visual weight in one sentence.</w:t>
+      </w:r>
+    </w:p>
+    <w:p>
+      <w:pPr>
+        <w:numPr>
+          <w:ilvl w:val="0"/>
+          <w:numId w:val="1002"/>
+        </w:numPr>
+        <w:pStyle w:val="Compact"/>
+      </w:pPr>
+      <w:r>
+        <w:t xml:space="preserve">(High: evaluate or create) Given a room outline, a furniture card set, and an assigned focal point, create a room arrangement in ten minutes that uses at least four principles, then evaluate two other teams’ rooms against the principles checklist with a specific fix for each.</w:t>
       </w:r>
     </w:p>
     <w:p>
@@ -317,7 +335,7 @@
       <w:pPr>
         <w:numPr>
           <w:ilvl w:val="0"/>
-          <w:numId w:val="1002"/>
+          <w:numId w:val="1003"/>
         </w:numPr>
         <w:pStyle w:val="Compact"/>
       </w:pPr>
@@ -344,7 +362,7 @@
       <w:pPr>
         <w:numPr>
           <w:ilvl w:val="0"/>
-          <w:numId w:val="1002"/>
+          <w:numId w:val="1003"/>
         </w:numPr>
         <w:pStyle w:val="Compact"/>
       </w:pPr>
@@ -356,7 +374,7 @@
       <w:pPr>
         <w:numPr>
           <w:ilvl w:val="0"/>
-          <w:numId w:val="1002"/>
+          <w:numId w:val="1003"/>
         </w:numPr>
         <w:pStyle w:val="Compact"/>
       </w:pPr>
@@ -368,7 +386,7 @@
       <w:pPr>
         <w:numPr>
           <w:ilvl w:val="0"/>
-          <w:numId w:val="1002"/>
+          <w:numId w:val="1003"/>
         </w:numPr>
         <w:pStyle w:val="Compact"/>
       </w:pPr>
@@ -395,7 +413,7 @@
       <w:pPr>
         <w:numPr>
           <w:ilvl w:val="0"/>
-          <w:numId w:val="1002"/>
+          <w:numId w:val="1003"/>
         </w:numPr>
         <w:pStyle w:val="Compact"/>
       </w:pPr>
@@ -407,7 +425,7 @@
       <w:pPr>
         <w:numPr>
           <w:ilvl w:val="0"/>
-          <w:numId w:val="1002"/>
+          <w:numId w:val="1003"/>
         </w:numPr>
         <w:pStyle w:val="Compact"/>
       </w:pPr>
@@ -1191,49 +1209,85 @@
       <w:r>
         <w:t xml:space="preserve">Monitor understanding:</w:t>
       </w:r>
-      <w:r>
-        <w:t xml:space="preserve"> </w:t>
-      </w:r>
-      <w:r>
-        <w:t xml:space="preserve">- Which weighs more to the eye, a dark blue couch or a pale yellow one of the same size? Why?</w:t>
-      </w:r>
-      <w:r>
-        <w:t xml:space="preserve"> </w:t>
-      </w:r>
-      <w:r>
-        <w:t xml:space="preserve">- Two matching lamps on two matching tables: which principle, and which kind?</w:t>
-      </w:r>
-      <w:r>
-        <w:t xml:space="preserve"> </w:t>
-      </w:r>
-      <w:r>
-        <w:t xml:space="preserve">- A room has a fireplace, a huge TV, and a bright red couch. What is its focal point?</w:t>
-      </w:r>
-    </w:p>
-    <w:p>
-      <w:pPr>
-        <w:pStyle w:val="BodyText"/>
+    </w:p>
+    <w:p>
+      <w:pPr>
+        <w:numPr>
+          <w:ilvl w:val="0"/>
+          <w:numId w:val="1004"/>
+        </w:numPr>
+        <w:pStyle w:val="Compact"/>
+      </w:pPr>
+      <w:r>
+        <w:t xml:space="preserve">Which weighs more to the eye, a dark blue couch or a pale yellow one of the same size? Why?</w:t>
+      </w:r>
+    </w:p>
+    <w:p>
+      <w:pPr>
+        <w:numPr>
+          <w:ilvl w:val="0"/>
+          <w:numId w:val="1004"/>
+        </w:numPr>
+        <w:pStyle w:val="Compact"/>
+      </w:pPr>
+      <w:r>
+        <w:t xml:space="preserve">Two matching lamps on two matching tables: which principle, and which kind?</w:t>
+      </w:r>
+    </w:p>
+    <w:p>
+      <w:pPr>
+        <w:numPr>
+          <w:ilvl w:val="0"/>
+          <w:numId w:val="1004"/>
+        </w:numPr>
+        <w:pStyle w:val="Compact"/>
+      </w:pPr>
+      <w:r>
+        <w:t xml:space="preserve">A room has a fireplace, a huge TV, and a bright red couch. What is its focal point?</w:t>
+      </w:r>
+    </w:p>
+    <w:p>
+      <w:pPr>
+        <w:pStyle w:val="FirstParagraph"/>
       </w:pPr>
       <w:r>
         <w:t xml:space="preserve">Deepen learning:</w:t>
       </w:r>
-      <w:r>
-        <w:t xml:space="preserve"> </w:t>
-      </w:r>
-      <w:r>
-        <w:t xml:space="preserve">- Most modern rooms use asymmetrical balance. Why would a designer choose the harder kind?</w:t>
-      </w:r>
-      <w:r>
-        <w:t xml:space="preserve"> </w:t>
-      </w:r>
-      <w:r>
-        <w:t xml:space="preserve">- Can a room be perfectly balanced and still feel dead? What is missing?</w:t>
-      </w:r>
-      <w:r>
-        <w:t xml:space="preserve"> </w:t>
-      </w:r>
-      <w:r>
-        <w:t xml:space="preserve">- Your team put the couch facing the fireplace. Where does a person walking in from the door go? Did the focal point cost you the traffic path?</w:t>
+    </w:p>
+    <w:p>
+      <w:pPr>
+        <w:numPr>
+          <w:ilvl w:val="0"/>
+          <w:numId w:val="1005"/>
+        </w:numPr>
+        <w:pStyle w:val="Compact"/>
+      </w:pPr>
+      <w:r>
+        <w:t xml:space="preserve">Most modern rooms use asymmetrical balance. Why would a designer choose the harder kind?</w:t>
+      </w:r>
+    </w:p>
+    <w:p>
+      <w:pPr>
+        <w:numPr>
+          <w:ilvl w:val="0"/>
+          <w:numId w:val="1005"/>
+        </w:numPr>
+        <w:pStyle w:val="Compact"/>
+      </w:pPr>
+      <w:r>
+        <w:t xml:space="preserve">Can a room be perfectly balanced and still feel dead? What is missing?</w:t>
+      </w:r>
+    </w:p>
+    <w:p>
+      <w:pPr>
+        <w:numPr>
+          <w:ilvl w:val="0"/>
+          <w:numId w:val="1005"/>
+        </w:numPr>
+        <w:pStyle w:val="Compact"/>
+      </w:pPr>
+      <w:r>
+        <w:t xml:space="preserve">Your team put the couch facing the fireplace. Where does a person walking in from the door go? Did the focal point cost you the traffic path?</w:t>
       </w:r>
     </w:p>
     <w:p>
@@ -1432,7 +1486,7 @@
       <w:pPr>
         <w:numPr>
           <w:ilvl w:val="0"/>
-          <w:numId w:val="1003"/>
+          <w:numId w:val="1006"/>
         </w:numPr>
         <w:pStyle w:val="Compact"/>
       </w:pPr>
@@ -1456,7 +1510,7 @@
       <w:pPr>
         <w:numPr>
           <w:ilvl w:val="0"/>
-          <w:numId w:val="1003"/>
+          <w:numId w:val="1006"/>
         </w:numPr>
         <w:pStyle w:val="Compact"/>
       </w:pPr>
@@ -1468,7 +1522,7 @@
       <w:pPr>
         <w:numPr>
           <w:ilvl w:val="0"/>
-          <w:numId w:val="1003"/>
+          <w:numId w:val="1006"/>
         </w:numPr>
         <w:pStyle w:val="Compact"/>
       </w:pPr>
@@ -1480,7 +1534,7 @@
       <w:pPr>
         <w:numPr>
           <w:ilvl w:val="0"/>
-          <w:numId w:val="1003"/>
+          <w:numId w:val="1006"/>
         </w:numPr>
         <w:pStyle w:val="Compact"/>
       </w:pPr>
@@ -1492,7 +1546,7 @@
       <w:pPr>
         <w:numPr>
           <w:ilvl w:val="0"/>
-          <w:numId w:val="1003"/>
+          <w:numId w:val="1006"/>
         </w:numPr>
         <w:pStyle w:val="Compact"/>
       </w:pPr>
@@ -1504,7 +1558,7 @@
       <w:pPr>
         <w:numPr>
           <w:ilvl w:val="0"/>
-          <w:numId w:val="1003"/>
+          <w:numId w:val="1006"/>
         </w:numPr>
         <w:pStyle w:val="Compact"/>
       </w:pPr>
@@ -1805,7 +1859,7 @@
       <w:pPr>
         <w:numPr>
           <w:ilvl w:val="0"/>
-          <w:numId w:val="1004"/>
+          <w:numId w:val="1007"/>
         </w:numPr>
         <w:pStyle w:val="Compact"/>
       </w:pPr>
@@ -1829,7 +1883,7 @@
       <w:pPr>
         <w:numPr>
           <w:ilvl w:val="0"/>
-          <w:numId w:val="1004"/>
+          <w:numId w:val="1007"/>
         </w:numPr>
         <w:pStyle w:val="Compact"/>
       </w:pPr>
@@ -1853,7 +1907,7 @@
       <w:pPr>
         <w:numPr>
           <w:ilvl w:val="0"/>
-          <w:numId w:val="1004"/>
+          <w:numId w:val="1007"/>
         </w:numPr>
         <w:pStyle w:val="Compact"/>
       </w:pPr>
@@ -1865,7 +1919,7 @@
       <w:pPr>
         <w:numPr>
           <w:ilvl w:val="0"/>
-          <w:numId w:val="1004"/>
+          <w:numId w:val="1007"/>
         </w:numPr>
         <w:pStyle w:val="Compact"/>
       </w:pPr>
@@ -1889,7 +1943,7 @@
       <w:pPr>
         <w:numPr>
           <w:ilvl w:val="0"/>
-          <w:numId w:val="1004"/>
+          <w:numId w:val="1007"/>
         </w:numPr>
         <w:pStyle w:val="Compact"/>
       </w:pPr>
@@ -1947,7 +2001,7 @@
       <w:pPr>
         <w:numPr>
           <w:ilvl w:val="0"/>
-          <w:numId w:val="1005"/>
+          <w:numId w:val="1008"/>
         </w:numPr>
         <w:pStyle w:val="Compact"/>
       </w:pPr>
@@ -1959,7 +2013,7 @@
       <w:pPr>
         <w:numPr>
           <w:ilvl w:val="0"/>
-          <w:numId w:val="1005"/>
+          <w:numId w:val="1008"/>
         </w:numPr>
         <w:pStyle w:val="Compact"/>
       </w:pPr>
@@ -1989,7 +2043,7 @@
       <w:pPr>
         <w:numPr>
           <w:ilvl w:val="0"/>
-          <w:numId w:val="1005"/>
+          <w:numId w:val="1008"/>
         </w:numPr>
         <w:pStyle w:val="Compact"/>
       </w:pPr>
@@ -2001,7 +2055,7 @@
       <w:pPr>
         <w:numPr>
           <w:ilvl w:val="0"/>
-          <w:numId w:val="1005"/>
+          <w:numId w:val="1008"/>
         </w:numPr>
         <w:pStyle w:val="Compact"/>
       </w:pPr>
@@ -2049,7 +2103,7 @@
       <w:pPr>
         <w:numPr>
           <w:ilvl w:val="0"/>
-          <w:numId w:val="1005"/>
+          <w:numId w:val="1008"/>
         </w:numPr>
         <w:pStyle w:val="Compact"/>
       </w:pPr>
@@ -2079,7 +2133,7 @@
       <w:pPr>
         <w:numPr>
           <w:ilvl w:val="0"/>
-          <w:numId w:val="1005"/>
+          <w:numId w:val="1008"/>
         </w:numPr>
         <w:pStyle w:val="Compact"/>
       </w:pPr>
@@ -2375,6 +2429,118 @@
       </w:pPr>
     </w:lvl>
   </w:abstractNum>
+  <w:abstractNum w:abstractNumId="99411">
+    <w:nsid w:val="71315dca"/>
+    <w:multiLevelType w:val="multilevel"/>
+    <w:lvl w:ilvl="0">
+      <w:start w:val="1"/>
+      <w:numFmt w:val="decimal"/>
+      <w:lvlText w:val="%1."/>
+      <w:lvlJc w:val="left"/>
+      <w:pPr>
+        <w:tabs>
+          <w:tab w:val="num" w:pos="0"/>
+        </w:tabs>
+        <w:ind w:left="480" w:hanging="480"/>
+      </w:pPr>
+    </w:lvl>
+    <w:lvl w:ilvl="1">
+      <w:start w:val="1"/>
+      <w:numFmt w:val="decimal"/>
+      <w:lvlText w:val="%2."/>
+      <w:lvlJc w:val="left"/>
+      <w:pPr>
+        <w:tabs>
+          <w:tab w:val="num" w:pos="720"/>
+        </w:tabs>
+        <w:ind w:left="1200" w:hanging="480"/>
+      </w:pPr>
+    </w:lvl>
+    <w:lvl w:ilvl="2">
+      <w:start w:val="1"/>
+      <w:numFmt w:val="decimal"/>
+      <w:lvlText w:val="%3."/>
+      <w:lvlJc w:val="left"/>
+      <w:pPr>
+        <w:tabs>
+          <w:tab w:val="num" w:pos="1440"/>
+        </w:tabs>
+        <w:ind w:left="1920" w:hanging="480"/>
+      </w:pPr>
+    </w:lvl>
+    <w:lvl w:ilvl="3">
+      <w:start w:val="1"/>
+      <w:numFmt w:val="decimal"/>
+      <w:lvlText w:val="%4."/>
+      <w:lvlJc w:val="left"/>
+      <w:pPr>
+        <w:tabs>
+          <w:tab w:val="num" w:pos="2160"/>
+        </w:tabs>
+        <w:ind w:left="2640" w:hanging="480"/>
+      </w:pPr>
+    </w:lvl>
+    <w:lvl w:ilvl="4">
+      <w:start w:val="1"/>
+      <w:numFmt w:val="decimal"/>
+      <w:lvlText w:val="%5."/>
+      <w:lvlJc w:val="left"/>
+      <w:pPr>
+        <w:tabs>
+          <w:tab w:val="num" w:pos="2880"/>
+        </w:tabs>
+        <w:ind w:left="3360" w:hanging="480"/>
+      </w:pPr>
+    </w:lvl>
+    <w:lvl w:ilvl="5">
+      <w:start w:val="1"/>
+      <w:numFmt w:val="decimal"/>
+      <w:lvlText w:val="%6."/>
+      <w:lvlJc w:val="left"/>
+      <w:pPr>
+        <w:tabs>
+          <w:tab w:val="num" w:pos="3600"/>
+        </w:tabs>
+        <w:ind w:left="4080" w:hanging="480"/>
+      </w:pPr>
+    </w:lvl>
+    <w:lvl w:ilvl="6">
+      <w:start w:val="1"/>
+      <w:numFmt w:val="decimal"/>
+      <w:lvlText w:val="%7."/>
+      <w:lvlJc w:val="left"/>
+      <w:pPr>
+        <w:tabs>
+          <w:tab w:val="num" w:pos="4320"/>
+        </w:tabs>
+        <w:ind w:left="4800" w:hanging="480"/>
+      </w:pPr>
+    </w:lvl>
+    <w:lvl w:ilvl="7">
+      <w:start w:val="1"/>
+      <w:numFmt w:val="decimal"/>
+      <w:lvlText w:val="%8."/>
+      <w:lvlJc w:val="left"/>
+      <w:pPr>
+        <w:tabs>
+          <w:tab w:val="num" w:pos="5040"/>
+        </w:tabs>
+        <w:ind w:left="5520" w:hanging="480"/>
+      </w:pPr>
+    </w:lvl>
+    <w:lvl w:ilvl="8">
+      <w:start w:val="1"/>
+      <w:numFmt w:val="decimal"/>
+      <w:lvlText w:val="%9."/>
+      <w:lvlJc w:val="left"/>
+      <w:pPr>
+        <w:tabs>
+          <w:tab w:val="num" w:pos="5760"/>
+        </w:tabs>
+        <w:ind w:left="6240" w:hanging="480"/>
+      </w:pPr>
+    </w:lvl>
+  </w:abstractNum>
   <w:num w:numId="1000">
     <w:abstractNumId w:val="990"/>
   </w:num>
@@ -2382,7 +2548,34 @@
     <w:abstractNumId w:val="991"/>
   </w:num>
   <w:num w:numId="1002">
-    <w:abstractNumId w:val="991"/>
+    <w:abstractNumId w:val="99411"/>
+    <w:lvlOverride w:ilvl="0">
+      <w:startOverride w:val="1"/>
+    </w:lvlOverride>
+    <w:lvlOverride w:ilvl="1">
+      <w:startOverride w:val="1"/>
+    </w:lvlOverride>
+    <w:lvlOverride w:ilvl="2">
+      <w:startOverride w:val="1"/>
+    </w:lvlOverride>
+    <w:lvlOverride w:ilvl="3">
+      <w:startOverride w:val="1"/>
+    </w:lvlOverride>
+    <w:lvlOverride w:ilvl="4">
+      <w:startOverride w:val="1"/>
+    </w:lvlOverride>
+    <w:lvlOverride w:ilvl="5">
+      <w:startOverride w:val="1"/>
+    </w:lvlOverride>
+    <w:lvlOverride w:ilvl="6">
+      <w:startOverride w:val="1"/>
+    </w:lvlOverride>
+    <w:lvlOverride w:ilvl="7">
+      <w:startOverride w:val="1"/>
+    </w:lvlOverride>
+    <w:lvlOverride w:ilvl="8">
+      <w:startOverride w:val="1"/>
+    </w:lvlOverride>
   </w:num>
   <w:num w:numId="1003">
     <w:abstractNumId w:val="991"/>
@@ -2391,6 +2584,15 @@
     <w:abstractNumId w:val="991"/>
   </w:num>
   <w:num w:numId="1005">
+    <w:abstractNumId w:val="991"/>
+  </w:num>
+  <w:num w:numId="1006">
+    <w:abstractNumId w:val="991"/>
+  </w:num>
+  <w:num w:numId="1007">
+    <w:abstractNumId w:val="991"/>
+  </w:num>
+  <w:num w:numId="1008">
     <w:abstractNumId w:val="991"/>
   </w:num>
 </w:numbering>

--- a/downloads/teacher/04 Units/Unit 04 - Environmental Design and Management - Spaces We Live In/Lesson 04.07 - Principles Balance Focal Point Rhythm Proportion.docx
+++ b/downloads/teacher/04 Units/Unit 04 - Environmental Design and Management - Spaces We Live In/Lesson 04.07 - Principles Balance Focal Point Rhythm Proportion.docx
@@ -431,15 +431,6 @@
       </w:pPr>
       <w:r>
         <w:t xml:space="preserve">Setup notes: cut the five furniture sets the night before, one envelope per team, and put the focal point card inside face down. Day 1 needs nothing but the handout. Allergy check: none needed.</w:t>
-      </w:r>
-      <w:r>
-        <w:t xml:space="preserve"> </w:t>
-      </w:r>
-      <w:r>
-        <w:rPr>
-          <w:rStyle w:val="TeacherNote"/>
-        </w:rPr>
-        <w:t xml:space="preserve">[Sal: laminate the furniture cards once and they last the year and the project.]</w:t>
       </w:r>
     </w:p>
     <w:p>
@@ -1835,15 +1826,6 @@
       <w:r>
         <w:t xml:space="preserve">Art: the art teacher’s principles list overlaps (balance, emphasis, rhythm, proportion, unity, contrast) and may add movement or variety; a shared word wall between the two rooms stops the double-teaching. Math: proportion and scale are ratio language; the math teacher can borrow the king-bed layout as a ratio problem.</w:t>
       </w:r>
-      <w:r>
-        <w:t xml:space="preserve"> </w:t>
-      </w:r>
-      <w:r>
-        <w:rPr>
-          <w:rStyle w:val="TeacherNote"/>
-        </w:rPr>
-        <w:t xml:space="preserve">[Sal: your Brentwood packets had a Marcus and a Destiny story for balance and focal point; use one as a two-sentence hook if you want a story, and keep the names fictional and unrepeated.]</w:t>
-      </w:r>
     </w:p>
     <w:p>
       <w:pPr>
@@ -1948,7 +1930,7 @@
         <w:pStyle w:val="Compact"/>
       </w:pPr>
       <w:r>
-        <w:t xml:space="preserve">Sal’s own materials: the</w:t>
+        <w:t xml:space="preserve">My own materials: my</w:t>
       </w:r>
       <w:r>
         <w:t xml:space="preserve"> </w:t>
@@ -1966,7 +1948,7 @@
         <w:t xml:space="preserve"> </w:t>
       </w:r>
       <w:r>
-        <w:t xml:space="preserve">Brentwood packet supplied the eight layouts in the Balance Detective table, rewritten here;</w:t>
+        <w:t xml:space="preserve">packet supplied the eight layouts in the Balance Detective table, rewritten here;</w:t>
       </w:r>
       <w:r>
         <w:t xml:space="preserve"> </w:t>
@@ -2127,21 +2109,6 @@
       </w:r>
       <w:r>
         <w:t xml:space="preserve">examples for the project.</w:t>
-      </w:r>
-    </w:p>
-    <w:p>
-      <w:pPr>
-        <w:numPr>
-          <w:ilvl w:val="0"/>
-          <w:numId w:val="1008"/>
-        </w:numPr>
-        <w:pStyle w:val="Compact"/>
-      </w:pPr>
-      <w:r>
-        <w:rPr>
-          <w:rStyle w:val="TeacherNote"/>
-        </w:rPr>
-        <w:t xml:space="preserve">[Sal: the retake review for the Home Safety and Conservation Quiz happens at your side table during Day 1 Step 2. Items 7, 8, and 11. Five minutes per group of three or four.]</w:t>
       </w:r>
     </w:p>
     <w:sectPr>
